--- a/public/docs/GIFON ANTI MODERN DAY SLAVERY.docx
+++ b/public/docs/GIFON ANTI MODERN DAY SLAVERY.docx
@@ -2279,7 +2279,7 @@
     <w:sdtPr>
       <w:id w:val="1640773917"/>
       <w:docPartObj>
-        <w:docPartGallery w:val="AutoText"/>
+        <w:docPartGallery w:val="autotext"/>
       </w:docPartObj>
     </w:sdtPr>
     <w:sdtContent>
@@ -2418,9 +2418,9 @@
       </w:rPr>
       <w:drawing>
         <wp:inline distT="0" distB="0" distL="114300" distR="114300">
-          <wp:extent cx="5728970" cy="1037590"/>
-          <wp:effectExtent l="0" t="0" r="11430" b="3810"/>
-          <wp:docPr id="1" name="Picture 1" descr="Screenshot 2025-10-26 at 15.58.18"/>
+          <wp:extent cx="5588000" cy="1676400"/>
+          <wp:effectExtent l="0" t="0" r="0" b="0"/>
+          <wp:docPr id="2" name="Picture 2" descr="Screenshot 2025-11-10 at 09.52.28"/>
           <wp:cNvGraphicFramePr>
             <a:graphicFrameLocks xmlns:a="http://schemas.openxmlformats.org/drawingml/2006/main" noChangeAspect="1"/>
           </wp:cNvGraphicFramePr>
@@ -2428,7 +2428,7 @@
             <a:graphicData uri="http://schemas.openxmlformats.org/drawingml/2006/picture">
               <pic:pic xmlns:pic="http://schemas.openxmlformats.org/drawingml/2006/picture">
                 <pic:nvPicPr>
-                  <pic:cNvPr id="1" name="Picture 1" descr="Screenshot 2025-10-26 at 15.58.18"/>
+                  <pic:cNvPr id="2" name="Picture 2" descr="Screenshot 2025-11-10 at 09.52.28"/>
                   <pic:cNvPicPr>
                     <a:picLocks noChangeAspect="1"/>
                   </pic:cNvPicPr>
@@ -2442,7 +2442,7 @@
                 <pic:spPr>
                   <a:xfrm>
                     <a:off x="0" y="0"/>
-                    <a:ext cx="5728970" cy="1037590"/>
+                    <a:ext cx="5588000" cy="1676400"/>
                   </a:xfrm>
                   <a:prstGeom prst="rect">
                     <a:avLst/>

--- a/public/docs/GIFON ANTI MODERN DAY SLAVERY.docx
+++ b/public/docs/GIFON ANTI MODERN DAY SLAVERY.docx
@@ -5,7 +5,7 @@
     <w:p>
       <w:pPr>
         <w:spacing w:after="0" w:line="240" w:lineRule="auto"/>
-        <w:jc w:val="center"/>
+        <w:jc w:val="both"/>
         <w:rPr>
           <w:rFonts w:ascii="Bell MT" w:hAnsi="Bell MT"/>
           <w:b/>
@@ -14,48 +14,8 @@
           <w:szCs w:val="36"/>
         </w:rPr>
       </w:pPr>
-      <w:r>
-        <w:rPr>
-          <w:rFonts w:ascii="Bell MT" w:hAnsi="Bell MT"/>
-          <w:b/>
-          <w:bCs/>
-          <w:sz w:val="36"/>
-          <w:szCs w:val="36"/>
-        </w:rPr>
-        <w:t xml:space="preserve">GEOSPATIAL INTELLIGENCE FOUNDATION </w:t>
-      </w:r>
-    </w:p>
-    <w:p>
-      <w:pPr>
-        <w:spacing w:after="0" w:line="240" w:lineRule="auto"/>
-        <w:jc w:val="center"/>
-        <w:rPr>
-          <w:rFonts w:ascii="Bell MT" w:hAnsi="Bell MT"/>
-          <w:b/>
-          <w:bCs/>
-          <w:sz w:val="36"/>
-          <w:szCs w:val="36"/>
-        </w:rPr>
-      </w:pPr>
-      <w:r>
-        <w:rPr>
-          <w:rFonts w:ascii="Bell MT" w:hAnsi="Bell MT"/>
-          <w:b/>
-          <w:bCs/>
-          <w:sz w:val="36"/>
-          <w:szCs w:val="36"/>
-        </w:rPr>
-        <w:t>OF NIGERIA (GIFON)</w:t>
-      </w:r>
-      <w:r>
-        <w:rPr>
-          <w:rFonts w:ascii="Bell MT" w:hAnsi="Bell MT"/>
-          <w:color w:val="EE0000"/>
-          <w:sz w:val="36"/>
-          <w:szCs w:val="36"/>
-        </w:rPr>
-        <w:br w:type="textWrapping"/>
-      </w:r>
+      <w:bookmarkStart w:id="0" w:name="_GoBack"/>
+      <w:bookmarkEnd w:id="0"/>
     </w:p>
     <w:p>
       <w:pPr>
@@ -2416,10 +2376,17 @@
         <w:rFonts w:hint="default"/>
         <w:lang w:val="en-US"/>
       </w:rPr>
+      <w:ptab w:relativeTo="indent" w:alignment="center" w:leader="none"/>
+    </w:r>
+    <w:r>
+      <w:rPr>
+        <w:rFonts w:hint="default"/>
+        <w:lang w:val="en-US"/>
+      </w:rPr>
       <w:drawing>
         <wp:inline distT="0" distB="0" distL="114300" distR="114300">
-          <wp:extent cx="5588000" cy="1676400"/>
-          <wp:effectExtent l="0" t="0" r="0" b="0"/>
+          <wp:extent cx="2780665" cy="834390"/>
+          <wp:effectExtent l="0" t="0" r="13335" b="3810"/>
           <wp:docPr id="2" name="Picture 2" descr="Screenshot 2025-11-10 at 09.52.28"/>
           <wp:cNvGraphicFramePr>
             <a:graphicFrameLocks xmlns:a="http://schemas.openxmlformats.org/drawingml/2006/main" noChangeAspect="1"/>
@@ -2442,7 +2409,7 @@
                 <pic:spPr>
                   <a:xfrm>
                     <a:off x="0" y="0"/>
-                    <a:ext cx="5588000" cy="1676400"/>
+                    <a:ext cx="2780665" cy="834390"/>
                   </a:xfrm>
                   <a:prstGeom prst="rect">
                     <a:avLst/>
@@ -2454,8 +2421,6 @@
         </wp:inline>
       </w:drawing>
     </w:r>
-    <w:bookmarkStart w:id="0" w:name="_GoBack"/>
-    <w:bookmarkEnd w:id="0"/>
   </w:p>
 </w:hdr>
 </file>

--- a/public/docs/GIFON ANTI MODERN DAY SLAVERY.docx
+++ b/public/docs/GIFON ANTI MODERN DAY SLAVERY.docx
@@ -14,8 +14,6 @@
           <w:szCs w:val="36"/>
         </w:rPr>
       </w:pPr>
-      <w:bookmarkStart w:id="0" w:name="_GoBack"/>
-      <w:bookmarkEnd w:id="0"/>
     </w:p>
     <w:p>
       <w:pPr>
@@ -2378,6 +2376,7 @@
       </w:rPr>
       <w:ptab w:relativeTo="indent" w:alignment="center" w:leader="none"/>
     </w:r>
+    <w:bookmarkStart w:id="0" w:name="_GoBack"/>
     <w:r>
       <w:rPr>
         <w:rFonts w:hint="default"/>
@@ -2387,7 +2386,7 @@
         <wp:inline distT="0" distB="0" distL="114300" distR="114300">
           <wp:extent cx="2780665" cy="834390"/>
           <wp:effectExtent l="0" t="0" r="13335" b="3810"/>
-          <wp:docPr id="2" name="Picture 2" descr="Screenshot 2025-11-10 at 09.52.28"/>
+          <wp:docPr id="2" name="Picture 2" descr="/Users/bigsosa/Desktop/Screenshot 2025-12-20 at 16.18.24.pngScreenshot 2025-12-20 at 16.18.24"/>
           <wp:cNvGraphicFramePr>
             <a:graphicFrameLocks xmlns:a="http://schemas.openxmlformats.org/drawingml/2006/main" noChangeAspect="1"/>
           </wp:cNvGraphicFramePr>
@@ -2395,13 +2394,14 @@
             <a:graphicData uri="http://schemas.openxmlformats.org/drawingml/2006/picture">
               <pic:pic xmlns:pic="http://schemas.openxmlformats.org/drawingml/2006/picture">
                 <pic:nvPicPr>
-                  <pic:cNvPr id="2" name="Picture 2" descr="Screenshot 2025-11-10 at 09.52.28"/>
+                  <pic:cNvPr id="2" name="Picture 2" descr="/Users/bigsosa/Desktop/Screenshot 2025-12-20 at 16.18.24.pngScreenshot 2025-12-20 at 16.18.24"/>
                   <pic:cNvPicPr>
                     <a:picLocks noChangeAspect="1"/>
                   </pic:cNvPicPr>
                 </pic:nvPicPr>
                 <pic:blipFill>
                   <a:blip r:embed="rId1"/>
+                  <a:srcRect t="12606" b="12606"/>
                   <a:stretch>
                     <a:fillRect/>
                   </a:stretch>
@@ -2421,6 +2421,7 @@
         </wp:inline>
       </w:drawing>
     </w:r>
+    <w:bookmarkEnd w:id="0"/>
   </w:p>
 </w:hdr>
 </file>
